--- a/master_template.docx
+++ b/master_template.docx
@@ -1125,6 +1125,11 @@
       </w:r>
     </w:p>
     <w:p>
+      <w:r>
+        <w:t xml:space="preserve"/>
+      </w:r>
+    </w:p>
+    <w:p>
       <w:pPr>
         <w:spacing w:after="0"/>
         <w:ind w:right="-1"/>
@@ -1194,178 +1199,16 @@
         <w:t>}</w:t>
       </w:r>
     </w:p>
-    <w:tbl>
-      <w:tblPr>
-        <w:tblStyle w:val="Grilledutableau"/>
-        <w:tblpPr w:leftFromText="141" w:rightFromText="141" w:vertAnchor="text" w:horzAnchor="margin" w:tblpXSpec="right" w:tblpY="340"/>
-        <w:tblW w:w="0" w:type="auto"/>
-        <w:tblBorders>
-          <w:top w:val="none" w:sz="0" w:space="0" w:color="auto"/>
-          <w:left w:val="none" w:sz="0" w:space="0" w:color="auto"/>
-          <w:bottom w:val="none" w:sz="0" w:space="0" w:color="auto"/>
-          <w:right w:val="none" w:sz="0" w:space="0" w:color="auto"/>
-          <w:insideH w:val="none" w:sz="0" w:space="0" w:color="auto"/>
-          <w:insideV w:val="none" w:sz="0" w:space="0" w:color="auto"/>
-        </w:tblBorders>
-        <w:tblLook w:val="04A0" w:firstRow="1" w:lastRow="0" w:firstColumn="1" w:lastColumn="0" w:noHBand="0" w:noVBand="1"/>
-      </w:tblPr>
-      <w:tblGrid>
-        <w:gridCol w:w="1985"/>
-        <w:gridCol w:w="6236"/>
-      </w:tblGrid>
-      <w:tr>
-        <w:tc>
-          <w:tcPr>
-            <w:tcW w:w="1985" w:type="dxa"/>
-            <w:vAlign w:val="center"/>
-          </w:tcPr>
-          <w:p>
-            <w:pPr>
-              <w:spacing w:before="80" w:after="80"/>
-              <w:jc w:val="right"/>
-              <w:rPr>
-                <w:rStyle w:val="Textedelespacerserv"/>
-                <w:rFonts w:ascii="DIN Alternate" w:hAnsi="DIN Alternate"/>
-                <w:color w:val="auto"/>
-              </w:rPr>
-            </w:pPr>
-            <w:r>
-              <w:rPr>
-                <w:rStyle w:val="Textedelespacerserv"/>
-                <w:rFonts w:ascii="DIN Alternate" w:hAnsi="DIN Alternate"/>
-                <w:b/>
-                <w:color w:val="auto"/>
-              </w:rPr>
-              <w:t>A l’attention de</w:t>
-            </w:r>
-            <w:r>
-              <w:rPr>
-                <w:rStyle w:val="Textedelespacerserv"/>
-                <w:rFonts w:ascii="DIN Alternate" w:hAnsi="DIN Alternate"/>
-                <w:color w:val="auto"/>
-              </w:rPr>
-              <w:t xml:space="preserve"> : </w:t>
-            </w:r>
-          </w:p>
-        </w:tc>
-        <w:tc>
-          <w:tcPr>
-            <w:tcW w:w="6236" w:type="dxa"/>
-            <w:vAlign w:val="center"/>
-          </w:tcPr>
-          <w:p>
-            <w:pPr>
-              <w:spacing w:before="80" w:after="80"/>
-              <w:ind w:right="-284"/>
-              <w:jc w:val="both"/>
-              <w:rPr>
-                <w:rStyle w:val="Textedelespacerserv"/>
-                <w:rFonts w:ascii="DIN Alternate" w:hAnsi="DIN Alternate"/>
-                <w:b/>
-                <w:color w:val="auto"/>
-              </w:rPr>
-            </w:pPr>
-            <w:proofErr w:type="gramStart"/>
-            <w:r>
-              <w:rPr>
-                <w:rFonts w:ascii="DIN Alternate" w:hAnsi="DIN Alternate"/>
-              </w:rPr>
-              <w:t xml:space="preserve">{{ </w:t>
-            </w:r>
-            <w:proofErr w:type="spellStart"/>
-            <w:r>
-              <w:rPr>
-                <w:rFonts w:ascii="DIN Alternate" w:hAnsi="DIN Alternate"/>
-              </w:rPr>
-              <w:t>destinataire</w:t>
-            </w:r>
-            <w:proofErr w:type="spellEnd"/>
-            <w:proofErr w:type="gramEnd"/>
-            <w:r>
-              <w:rPr>
-                <w:rFonts w:ascii="DIN Alternate" w:hAnsi="DIN Alternate"/>
-              </w:rPr>
-              <w:t xml:space="preserve"> }}</w:t>
-            </w:r>
-          </w:p>
-        </w:tc>
-      </w:tr>
-      <w:tr>
-        <w:tc>
-          <w:tcPr>
-            <w:tcW w:w="1985" w:type="dxa"/>
-            <w:vAlign w:val="center"/>
-          </w:tcPr>
-          <w:p>
-            <w:pPr>
-              <w:spacing w:before="80" w:after="80"/>
-              <w:jc w:val="right"/>
-              <w:rPr>
-                <w:rStyle w:val="Textedelespacerserv"/>
-                <w:rFonts w:ascii="DIN Alternate" w:hAnsi="DIN Alternate"/>
-                <w:color w:val="auto"/>
-              </w:rPr>
-            </w:pPr>
-            <w:r>
-              <w:rPr>
-                <w:rStyle w:val="Textedelespacerserv"/>
-                <w:rFonts w:ascii="DIN Alternate" w:hAnsi="DIN Alternate"/>
-                <w:b/>
-                <w:color w:val="auto"/>
-              </w:rPr>
-              <w:t>Concernant</w:t>
-            </w:r>
-            <w:r>
-              <w:rPr>
-                <w:rStyle w:val="Textedelespacerserv"/>
-                <w:rFonts w:ascii="DIN Alternate" w:hAnsi="DIN Alternate"/>
-                <w:color w:val="auto"/>
-              </w:rPr>
-              <w:t xml:space="preserve"> : </w:t>
-            </w:r>
-          </w:p>
-        </w:tc>
-        <w:tc>
-          <w:tcPr>
-            <w:tcW w:w="6236" w:type="dxa"/>
-            <w:vAlign w:val="center"/>
-          </w:tcPr>
-          <w:p>
-            <w:pPr>
-              <w:spacing w:before="80" w:after="80"/>
-              <w:ind w:right="-284"/>
-              <w:jc w:val="both"/>
-              <w:rPr>
-                <w:rStyle w:val="Textedelespacerserv"/>
-                <w:rFonts w:ascii="DIN Alternate" w:hAnsi="DIN Alternate"/>
-                <w:b/>
-                <w:color w:val="auto"/>
-              </w:rPr>
-            </w:pPr>
-            <w:proofErr w:type="gramStart"/>
-            <w:r>
-              <w:rPr>
-                <w:rFonts w:ascii="DIN Alternate" w:hAnsi="DIN Alternate"/>
-              </w:rPr>
-              <w:t xml:space="preserve">{{ </w:t>
-            </w:r>
-            <w:r>
-              <w:rPr>
-                <w:rFonts w:ascii="DIN Alternate" w:hAnsi="DIN Alternate"/>
-              </w:rPr>
-              <w:t>salarié</w:t>
-            </w:r>
-            <w:proofErr w:type="gramEnd"/>
-            <w:r>
-              <w:rPr>
-                <w:rFonts w:ascii="DIN Alternate" w:hAnsi="DIN Alternate"/>
-              </w:rPr>
-              <w:t xml:space="preserve"> }}</w:t>
-            </w:r>
-          </w:p>
-        </w:tc>
-      </w:tr>
-    </w:tbl>
+    <w:p>
+      <w:r>
+        <w:t xml:space="preserve">{{ destinataire }}</w:t>
+      </w:r>
+    </w:p>
+    <w:p>
+      <w:r>
+        <w:t xml:space="preserve">{{ salarié }}</w:t>
+      </w:r>
+    </w:p>
     <w:p>
       <w:pPr>
         <w:spacing w:after="0"/>
